--- a/description/project-description.docx
+++ b/description/project-description.docx
@@ -79,7 +79,13 @@
         <w:t xml:space="preserve">Create the first </w:t>
       </w:r>
       <w:r>
-        <w:t>version of the proposal, including the overview section and a solid outline for the entire</w:t>
+        <w:t>version of the proposal</w:t>
+      </w:r>
+      <w:r>
+        <w:t xml:space="preserve"> in a Word file</w:t>
+      </w:r>
+      <w:r>
+        <w:t>, including the overview section and a solid outline for the entire</w:t>
       </w:r>
       <w:r>
         <w:t xml:space="preserve"> proposal, with me just filling</w:t>
@@ -92,6 +98,9 @@
       </w:r>
       <w:r>
         <w:t>the gaps.</w:t>
+      </w:r>
+      <w:r>
+        <w:t xml:space="preserve"> </w:t>
       </w:r>
     </w:p>
     <w:p>
@@ -102,6 +111,11 @@
     <w:p>
       <w:r>
         <w:t>Create a successful, professional, grant-winning pipeline for this proposal, so that we can use and improve it for others.</w:t>
+      </w:r>
+    </w:p>
+    <w:p>
+      <w:r>
+        <w:t>After every change, merge to main in github.</w:t>
       </w:r>
     </w:p>
     <w:sectPr>
